--- a/02_Части/Часть_3.docx
+++ b/02_Части/Часть_3.docx
@@ -285,37 +285,7 @@
         <ns0:jc ns0:val="left"/>
       </ns0:pPr>
       <ns0:r>
-        <ns0:rPr>
-          <ns0:rFonts ns0:ascii="Times New Roman" ns0:hAnsi="Times New Roman"/>
-          <ns0:outline ns0:val="0"/>
-          <ns0:color ns0:val="000000"/>
-          <ns0:sz ns0:val="28"/>
-          <ns0:u ns0:color="000000"/>
-          <ns0:rtl ns0:val="0"/>
-          <ns2:textFill>
-            <ns2:solidFill>
-              <ns2:srgbClr ns2:val="000000"/>
-            </ns2:solidFill>
-          </ns2:textFill>
-        </ns0:rPr>
-        <ns0:t xml:space="preserve">3.2.1 </ns0:t>
-      </ns0:r>
-      <ns0:r>
-        <ns0:rPr>
-          <ns0:rFonts ns0:ascii="Times New Roman" ns0:hAnsi="Times New Roman"/>
-          <ns0:outline ns0:val="0"/>
-          <ns0:color ns0:val="000000"/>
-          <ns0:sz ns0:val="28"/>
-          <ns0:u ns0:color="000000"/>
-          <ns0:rtl ns0:val="0"/>
-          <ns0:lang ns0:val="en-US"/>
-          <ns2:textFill>
-            <ns2:solidFill>
-              <ns2:srgbClr ns2:val="000000"/>
-            </ns2:solidFill>
-          </ns2:textFill>
-        </ns0:rPr>
-        <ns0:t>Расчёт капитальных затрат на энергосберегающие мероприятия</ns0:t>
+        <ns0:t>3.2.1 Расчет капитальных затрат на энергосберегающие мероприятия по снижению электропотребления</ns0:t>
       </ns0:r>
     </ns0:p>
     <ns0:p>
@@ -6195,37 +6165,7 @@
         <ns0:jc ns0:val="left"/>
       </ns0:pPr>
       <ns0:r>
-        <ns0:rPr>
-          <ns0:rFonts ns0:ascii="Times New Roman" ns0:hAnsi="Times New Roman"/>
-          <ns0:outline ns0:val="0"/>
-          <ns0:color ns0:val="000000"/>
-          <ns0:sz ns0:val="28"/>
-          <ns0:u ns0:color="000000"/>
-          <ns0:rtl ns0:val="0"/>
-          <ns2:textFill>
-            <ns2:solidFill>
-              <ns2:srgbClr ns2:val="000000"/>
-            </ns2:solidFill>
-          </ns2:textFill>
-        </ns0:rPr>
-        <ns0:t xml:space="preserve">3.2.2 </ns0:t>
-      </ns0:r>
-      <ns0:r>
-        <ns0:rPr>
-          <ns0:rFonts ns0:ascii="Times New Roman" ns0:hAnsi="Times New Roman"/>
-          <ns0:outline ns0:val="0"/>
-          <ns0:color ns0:val="000000"/>
-          <ns0:sz ns0:val="28"/>
-          <ns0:u ns0:color="000000"/>
-          <ns0:rtl ns0:val="0"/>
-          <ns0:lang ns0:val="en-US"/>
-          <ns2:textFill>
-            <ns2:solidFill>
-              <ns2:srgbClr ns2:val="000000"/>
-            </ns2:solidFill>
-          </ns2:textFill>
-        </ns0:rPr>
-        <ns0:t>Расчёт экономического эффекта и годовой экономии электроэнергии</ns0:t>
+        <ns0:t>3.2.2 Расчет экономического эффекта от мероприятий по снижению электропотребления и годовой экономии электроэнергии</ns0:t>
       </ns0:r>
     </ns0:p>
     <ns0:p>
@@ -8225,37 +8165,7 @@
         <ns0:jc ns0:val="left"/>
       </ns0:pPr>
       <ns0:r>
-        <ns0:rPr>
-          <ns0:rFonts ns0:ascii="Times New Roman" ns0:hAnsi="Times New Roman"/>
-          <ns0:outline ns0:val="0"/>
-          <ns0:color ns0:val="000000"/>
-          <ns0:sz ns0:val="28"/>
-          <ns0:u ns0:color="000000"/>
-          <ns0:rtl ns0:val="0"/>
-          <ns2:textFill>
-            <ns2:solidFill>
-              <ns2:srgbClr ns2:val="000000"/>
-            </ns2:solidFill>
-          </ns2:textFill>
-        </ns0:rPr>
-        <ns0:t xml:space="preserve">3.2.3 </ns0:t>
-      </ns0:r>
-      <ns0:r>
-        <ns0:rPr>
-          <ns0:rFonts ns0:ascii="Times New Roman" ns0:hAnsi="Times New Roman"/>
-          <ns0:outline ns0:val="0"/>
-          <ns0:color ns0:val="000000"/>
-          <ns0:sz ns0:val="28"/>
-          <ns0:u ns0:color="000000"/>
-          <ns0:rtl ns0:val="0"/>
-          <ns0:lang ns0:val="en-US"/>
-          <ns2:textFill>
-            <ns2:solidFill>
-              <ns2:srgbClr ns2:val="000000"/>
-            </ns2:solidFill>
-          </ns2:textFill>
-        </ns0:rPr>
-        <ns0:t>Расчёт основных показателей эффективности энергосберегающих мероприятий</ns0:t>
+        <ns0:t>3.2.3 Расчет основных показателей эффективности энергосберегающих мероприятий, их сравнительный анализ и графическое представление результатов</ns0:t>
       </ns0:r>
     </ns0:p>
     <ns0:p>
